--- a/worlds/marva-lydell/world-files/files/DB_Progress_Note.docx
+++ b/worlds/marva-lydell/world-files/files/DB_Progress_Note.docx
@@ -67,7 +67,7 @@
           <w:bCs w:val="1"/>
           <w:rtl w:val="0"/>
         </w:rPr>
-        <w:t xml:space="preserve">[DOCUMENT LABEL] — [Service] Progress Note</w:t>
+        <w:t xml:space="preserve">[DOCUMENT LABEL] - [Service] Progress Note</w:t>
       </w:r>
       <w:r>
         <w:rPr>
@@ -225,7 +225,7 @@
           <w:szCs w:val="18"/>
           <w:rtl w:val="0"/>
         </w:rPr>
-        <w:t xml:space="preserve">[This template covers all progress notes — daytime, evening, and overnight. Covering/cross-cover notes written by a provider who is not the primary team use the same format but tend to be shorter (5-15 lines for a comfort check or nursing callback vs. a full morning progress note).]</w:t>
+        <w:t xml:space="preserve">[This template covers all progress notes - daytime, evening, and overnight. Covering/cross-cover notes written by a provider who is not the primary team use the same format but tend to be shorter (5-15 lines for a comfort check or nursing callback vs. a full morning progress note).]</w:t>
       </w:r>
       <w:r>
         <w:rPr>
@@ -417,7 +417,7 @@
           <w:szCs w:val="20"/>
           <w:rtl w:val="0"/>
         </w:rPr>
-        <w:t xml:space="preserve">[Relevant values only — not a full panel unless significant changes]</w:t>
+        <w:t xml:space="preserve">[Relevant values only - not a full panel unless significant changes]</w:t>
       </w:r>
     </w:p>
     <w:p>
@@ -563,7 +563,7 @@
           <w:szCs w:val="20"/>
           <w:rtl w:val="0"/>
         </w:rPr>
-        <w:t xml:space="preserve">1. [Problem] — [update]</w:t>
+        <w:t xml:space="preserve">1. [Problem] - [update]</w:t>
       </w:r>
     </w:p>
     <w:p>
@@ -601,7 +601,7 @@
           <w:szCs w:val="20"/>
           <w:rtl w:val="0"/>
         </w:rPr>
-        <w:t xml:space="preserve">2. [Problem] — [update]</w:t>
+        <w:t xml:space="preserve">2. [Problem] - [update]</w:t>
       </w:r>
     </w:p>
     <w:p>
